--- a/assets/docx/Meeting_L3_08.docx
+++ b/assets/docx/Meeting_L3_08.docx
@@ -3,62 +3,48 @@
 <w:document xmlns:o="urn:schemas-microsoft-com:office:office" xmlns:r="http://schemas.openxmlformats.org/officeDocument/2006/relationships" xmlns:v="urn:schemas-microsoft-com:vml" xmlns:w="http://schemas.openxmlformats.org/wordprocessingml/2006/main" xmlns:w10="urn:schemas-microsoft-com:office:word" xmlns:wp="http://schemas.openxmlformats.org/drawingml/2006/wordprocessingDrawing" xmlns:wps="http://schemas.microsoft.com/office/word/2010/wordprocessingShape" xmlns:wpg="http://schemas.microsoft.com/office/word/2010/wordprocessingGroup" xmlns:mc="http://schemas.openxmlformats.org/markup-compatibility/2006" xmlns:wp14="http://schemas.microsoft.com/office/word/2010/wordprocessingDrawing" xmlns:w14="http://schemas.microsoft.com/office/word/2010/wordml" xmlns:w15="http://schemas.microsoft.com/office/word/2012/wordml" mc:Ignorable="w14 wp14 w15">
   <w:body>
     <w:p>
-      <w:pPr>
-        <w:pStyle w:val="Title"/>
-        <w:jc w:val="center"/>
-        <w:rPr>
-          <w:b/>
-          <w:b/>
-          <w:bCs/>
-        </w:rPr>
-      </w:pPr>
       <w:r>
-        <w:rPr>
-          <w:rFonts w:ascii="Ani" w:hAnsi="Ani"/>
-          <w:b/>
-          <w:bCs/>
-          <w:sz w:val="36"/>
-          <w:szCs w:val="36"/>
-        </w:rPr>
-        <w:t>Arial</w:t>
+        <w:t xml:space="preserve">Quarterly Operations Review</w:t>
       </w:r>
     </w:p>
     <w:p>
-      <w:pPr>
-        <w:pStyle w:val="Normal"/>
-        <w:spacing w:before="0" w:after="200"/>
-        <w:jc w:val="center"/>
-        <w:rPr/>
-      </w:pPr>
       <w:r>
-        <w:rPr>
-          <w:rFonts w:ascii="Ani" w:hAnsi="Ani"/>
-          <w:b/>
-          <w:bCs/>
-          <w:sz w:val="36"/>
-          <w:szCs w:val="36"/>
-        </w:rPr>
-        <w:t>Recorded by: M</w:t>
+        <w:t xml:space="preserve">Attendees: Alice Chen, Bob Li, Carol Wang</w:t>
       </w:r>
+    </w:p>
+    <w:p>
       <w:r>
-        <w:rPr>
-          <w:rFonts w:ascii="Ani" w:hAnsi="Ani"/>
-          <w:b w:val="false"/>
-          <w:bCs w:val="false"/>
-          <w:sz w:val="36"/>
-          <w:szCs w:val="36"/>
-        </w:rPr>
-        <w:t>e</w:t>
+        <w:t xml:space="preserve">Agenda</w:t>
       </w:r>
+    </w:p>
+    <w:p>
       <w:r>
-        <w:rPr>
-          <w:rFonts w:ascii="Ani" w:hAnsi="Ani"/>
-          <w:b/>
-          <w:bCs/>
-          <w:sz w:val="36"/>
-          <w:szCs w:val="36"/>
-        </w:rPr>
-        <w:t>eting Secretary | Distribution: All attendees + Board</w:t>
+        <w:t xml:space="preserve">Review release blockers, customer escalations, and launch readiness for the next milestone.</w:t>
+      </w:r>
+    </w:p>
+    <w:p>
+      <w:r>
+        <w:t xml:space="preserve">Action Items</w:t>
+      </w:r>
+    </w:p>
+    <w:p>
+      <w:r>
+        <w:t xml:space="preserve">Maya Patel: Confirm billing export before Friday.</w:t>
+      </w:r>
+    </w:p>
+    <w:p>
+      <w:r>
+        <w:t xml:space="preserve">Kevin Zhou: Verify login redirect in staging.</w:t>
+      </w:r>
+    </w:p>
+    <w:p>
+      <w:r>
+        <w:t xml:space="preserve">Next Steps</w:t>
+      </w:r>
+    </w:p>
+    <w:p>
+      <w:r>
+        <w:t xml:space="preserve">Prepare an updated status summary for leadership and circulate it after the meeting.</w:t>
       </w:r>
     </w:p>
     <w:sectPr>
